--- a/UCMJ_Study_Guide.docx
+++ b/UCMJ_Study_Guide.docx
@@ -106,7 +106,7 @@
           <w:sz w:val="17"/>
         </w:rPr>
         <w:tab/>
-        <w:t>2</w:t>
+        <w:t>3</w:t>
       </w:r>
     </w:p>
     <w:p>
@@ -131,7 +131,7 @@
           <w:sz w:val="17"/>
         </w:rPr>
         <w:tab/>
-        <w:t>2</w:t>
+        <w:t>3</w:t>
       </w:r>
     </w:p>
     <w:p>
@@ -156,7 +156,7 @@
           <w:sz w:val="17"/>
         </w:rPr>
         <w:tab/>
-        <w:t>2</w:t>
+        <w:t>3</w:t>
       </w:r>
     </w:p>
     <w:p>
@@ -181,7 +181,7 @@
           <w:sz w:val="17"/>
         </w:rPr>
         <w:tab/>
-        <w:t>3</w:t>
+        <w:t>4</w:t>
       </w:r>
     </w:p>
     <w:p>
@@ -206,7 +206,7 @@
           <w:sz w:val="17"/>
         </w:rPr>
         <w:tab/>
-        <w:t>3</w:t>
+        <w:t>4</w:t>
       </w:r>
     </w:p>
     <w:p>
@@ -231,7 +231,7 @@
           <w:sz w:val="17"/>
         </w:rPr>
         <w:tab/>
-        <w:t>3</w:t>
+        <w:t>4</w:t>
       </w:r>
     </w:p>
     <w:p>
@@ -256,7 +256,7 @@
           <w:sz w:val="17"/>
         </w:rPr>
         <w:tab/>
-        <w:t>3</w:t>
+        <w:t>4</w:t>
       </w:r>
     </w:p>
     <w:p>
@@ -281,7 +281,7 @@
           <w:sz w:val="17"/>
         </w:rPr>
         <w:tab/>
-        <w:t>4</w:t>
+        <w:t>5</w:t>
       </w:r>
     </w:p>
     <w:p>
@@ -306,7 +306,7 @@
           <w:sz w:val="17"/>
         </w:rPr>
         <w:tab/>
-        <w:t>4</w:t>
+        <w:t>5</w:t>
       </w:r>
     </w:p>
     <w:p>
@@ -331,7 +331,7 @@
           <w:sz w:val="17"/>
         </w:rPr>
         <w:tab/>
-        <w:t>4</w:t>
+        <w:t>5</w:t>
       </w:r>
     </w:p>
     <w:p>
@@ -356,7 +356,7 @@
           <w:sz w:val="17"/>
         </w:rPr>
         <w:tab/>
-        <w:t>5</w:t>
+        <w:t>6</w:t>
       </w:r>
     </w:p>
     <w:p>
@@ -381,7 +381,7 @@
           <w:sz w:val="17"/>
         </w:rPr>
         <w:tab/>
-        <w:t>5</w:t>
+        <w:t>6</w:t>
       </w:r>
     </w:p>
     <w:p>
@@ -406,7 +406,7 @@
           <w:sz w:val="17"/>
         </w:rPr>
         <w:tab/>
-        <w:t>5</w:t>
+        <w:t>6</w:t>
       </w:r>
     </w:p>
     <w:p>
@@ -431,7 +431,7 @@
           <w:sz w:val="17"/>
         </w:rPr>
         <w:tab/>
-        <w:t>6</w:t>
+        <w:t>7</w:t>
       </w:r>
     </w:p>
     <w:p>
@@ -460,7 +460,7 @@
           <w:sz w:val="17"/>
         </w:rPr>
         <w:tab/>
-        <w:t>7</w:t>
+        <w:t>8</w:t>
       </w:r>
     </w:p>
     <w:p>
@@ -485,7 +485,7 @@
           <w:sz w:val="17"/>
         </w:rPr>
         <w:tab/>
-        <w:t>7</w:t>
+        <w:t>8</w:t>
       </w:r>
     </w:p>
     <w:p>
@@ -510,7 +510,7 @@
           <w:sz w:val="17"/>
         </w:rPr>
         <w:tab/>
-        <w:t>7</w:t>
+        <w:t>8</w:t>
       </w:r>
     </w:p>
     <w:p>
@@ -535,7 +535,7 @@
           <w:sz w:val="17"/>
         </w:rPr>
         <w:tab/>
-        <w:t>7</w:t>
+        <w:t>8</w:t>
       </w:r>
     </w:p>
     <w:p>
@@ -560,7 +560,7 @@
           <w:sz w:val="17"/>
         </w:rPr>
         <w:tab/>
-        <w:t>8</w:t>
+        <w:t>9</w:t>
       </w:r>
     </w:p>
     <w:p>
@@ -585,7 +585,7 @@
           <w:sz w:val="17"/>
         </w:rPr>
         <w:tab/>
-        <w:t>8</w:t>
+        <w:t>9</w:t>
       </w:r>
     </w:p>
     <w:p>
@@ -610,7 +610,7 @@
           <w:sz w:val="17"/>
         </w:rPr>
         <w:tab/>
-        <w:t>8</w:t>
+        <w:t>9</w:t>
       </w:r>
     </w:p>
     <w:p>
@@ -635,7 +635,7 @@
           <w:sz w:val="17"/>
         </w:rPr>
         <w:tab/>
-        <w:t>9</w:t>
+        <w:t>10</w:t>
       </w:r>
     </w:p>
     <w:p>
@@ -660,7 +660,7 @@
           <w:sz w:val="17"/>
         </w:rPr>
         <w:tab/>
-        <w:t>9</w:t>
+        <w:t>10</w:t>
       </w:r>
     </w:p>
     <w:p>
@@ -685,7 +685,7 @@
           <w:sz w:val="17"/>
         </w:rPr>
         <w:tab/>
-        <w:t>9</w:t>
+        <w:t>10</w:t>
       </w:r>
     </w:p>
     <w:p>
@@ -710,7 +710,7 @@
           <w:sz w:val="17"/>
         </w:rPr>
         <w:tab/>
-        <w:t>9</w:t>
+        <w:t>10</w:t>
       </w:r>
     </w:p>
     <w:p>
@@ -739,7 +739,7 @@
           <w:sz w:val="17"/>
         </w:rPr>
         <w:tab/>
-        <w:t>10</w:t>
+        <w:t>11</w:t>
       </w:r>
     </w:p>
     <w:p>
@@ -764,7 +764,7 @@
           <w:sz w:val="17"/>
         </w:rPr>
         <w:tab/>
-        <w:t>10</w:t>
+        <w:t>11</w:t>
       </w:r>
     </w:p>
     <w:p>
@@ -789,7 +789,7 @@
           <w:sz w:val="17"/>
         </w:rPr>
         <w:tab/>
-        <w:t>10</w:t>
+        <w:t>11</w:t>
       </w:r>
     </w:p>
     <w:p>
@@ -814,7 +814,7 @@
           <w:sz w:val="17"/>
         </w:rPr>
         <w:tab/>
-        <w:t>10</w:t>
+        <w:t>11</w:t>
       </w:r>
     </w:p>
     <w:p>
@@ -839,7 +839,7 @@
           <w:sz w:val="17"/>
         </w:rPr>
         <w:tab/>
-        <w:t>11</w:t>
+        <w:t>12</w:t>
       </w:r>
     </w:p>
     <w:p>
@@ -864,7 +864,7 @@
           <w:sz w:val="17"/>
         </w:rPr>
         <w:tab/>
-        <w:t>11</w:t>
+        <w:t>12</w:t>
       </w:r>
     </w:p>
     <w:p>
@@ -893,7 +893,7 @@
           <w:sz w:val="17"/>
         </w:rPr>
         <w:tab/>
-        <w:t>11</w:t>
+        <w:t>12</w:t>
       </w:r>
     </w:p>
     <w:p>
@@ -922,7 +922,61 @@
           <w:sz w:val="17"/>
         </w:rPr>
         <w:tab/>
-        <w:t>12</w:t>
+        <w:t>13</w:t>
+      </w:r>
+    </w:p>
+    <w:p>
+      <w:pPr>
+        <w:keepNext/>
+        <w:tabs>
+          <w:tab w:pos="9000" w:val="right" w:leader="dot"/>
+        </w:tabs>
+        <w:spacing w:before="40" w:after="10" w:line="240" w:lineRule="auto"/>
+        <w:ind w:left="0" w:firstLine="0"/>
+      </w:pPr>
+      <w:r>
+        <w:rPr>
+          <w:rFonts w:ascii="Arial" w:hAnsi="Arial" w:cs="Arial"/>
+          <w:b/>
+          <w:color w:val="1F3A5F"/>
+          <w:sz w:val="18"/>
+        </w:rPr>
+        <w:t>Addendum: Asked in Class</w:t>
+      </w:r>
+      <w:r>
+        <w:rPr>
+          <w:rFonts w:ascii="Arial" w:hAnsi="Arial" w:cs="Arial"/>
+          <w:b/>
+          <w:color w:val="1F3A5F"/>
+          <w:sz w:val="17"/>
+        </w:rPr>
+        <w:tab/>
+        <w:t>14</w:t>
+      </w:r>
+    </w:p>
+    <w:p>
+      <w:pPr>
+        <w:keepNext w:val="0"/>
+        <w:tabs>
+          <w:tab w:pos="9000" w:val="right" w:leader="dot"/>
+        </w:tabs>
+        <w:spacing w:before="0" w:after="10" w:line="240" w:lineRule="auto"/>
+        <w:ind w:left="288" w:firstLine="0"/>
+      </w:pPr>
+      <w:r>
+        <w:rPr>
+          <w:rFonts w:ascii="Times New Roman" w:hAnsi="Times New Roman" w:cs="Times New Roman"/>
+          <w:sz w:val="18"/>
+        </w:rPr>
+        <w:t>A.1 Apprehension in the home: on post or off post? (Slide 28)</w:t>
+      </w:r>
+      <w:r>
+        <w:rPr>
+          <w:rFonts w:ascii="Arial" w:hAnsi="Arial" w:cs="Arial"/>
+          <w:sz w:val="17"/>
+        </w:rPr>
+        <w:tab/>
+        <w:t>14</w:t>
       </w:r>
       <w:r>
         <w:fldChar w:fldCharType="end"/>
@@ -9561,6 +9615,324 @@
           <w:sz w:val="22"/>
         </w:rPr>
         <w:t>regardless of knowledge or intent</w:t>
+      </w:r>
+    </w:p>
+    <w:p>
+      <w:pPr>
+        <w:keepNext/>
+        <w:pageBreakBefore/>
+        <w:pBdr>
+          <w:bottom w:val="single" w:sz="16" w:space="2" w:color="1F3A5F"/>
+        </w:pBdr>
+        <w:spacing w:before="0" w:after="80"/>
+        <w:outlineLvl w:val="0"/>
+      </w:pPr>
+      <w:r>
+        <w:rPr>
+          <w:rFonts w:ascii="Arial" w:hAnsi="Arial" w:cs="Arial"/>
+          <w:b/>
+          <w:color w:val="1F3A5F"/>
+          <w:sz w:val="36"/>
+        </w:rPr>
+        <w:t>Addendum: Asked in Class</w:t>
+      </w:r>
+    </w:p>
+    <w:p>
+      <w:pPr>
+        <w:keepNext/>
+        <w:spacing w:before="100" w:after="160"/>
+      </w:pPr>
+    </w:p>
+    <w:p>
+      <w:pPr>
+        <w:spacing w:after="100" w:line="326" w:lineRule="auto"/>
+      </w:pPr>
+      <w:r>
+        <w:rPr>
+          <w:rFonts w:ascii="Times New Roman" w:hAnsi="Times New Roman" w:cs="Times New Roman"/>
+          <w:b/>
+          <w:sz w:val="22"/>
+        </w:rPr>
+        <w:t>Not on the slides, and not expected on the exam.</w:t>
+      </w:r>
+      <w:r>
+        <w:rPr>
+          <w:rFonts w:ascii="Times New Roman" w:hAnsi="Times New Roman" w:cs="Times New Roman"/>
+          <w:sz w:val="22"/>
+        </w:rPr>
+        <w:t xml:space="preserve"> This is here because it was asked during the class and an answer was promised.</w:t>
+      </w:r>
+    </w:p>
+    <w:p>
+      <w:pPr>
+        <w:keepNext/>
+        <w:pBdr>
+          <w:bottom w:val="single" w:sz="4" w:space="2" w:color="C4C4C4"/>
+        </w:pBdr>
+        <w:spacing w:before="150" w:after="70"/>
+        <w:outlineLvl w:val="1"/>
+      </w:pPr>
+      <w:r>
+        <w:rPr>
+          <w:rFonts w:ascii="Arial" w:hAnsi="Arial" w:cs="Arial"/>
+          <w:b/>
+          <w:color w:val="1F3A5F"/>
+          <w:sz w:val="25"/>
+        </w:rPr>
+        <w:t>A.1 Apprehension in the home: on post or off post? (Slide 28)</w:t>
+      </w:r>
+    </w:p>
+    <w:p>
+      <w:pPr>
+        <w:spacing w:after="100" w:line="326" w:lineRule="auto"/>
+      </w:pPr>
+      <w:r>
+        <w:rPr>
+          <w:rFonts w:ascii="Times New Roman" w:hAnsi="Times New Roman" w:cs="Times New Roman"/>
+          <w:sz w:val="22"/>
+        </w:rPr>
+        <w:t>The deck says apprehension in the home requires a warrant. The question asked was whether "home" means a house on post or a house off post.</w:t>
+      </w:r>
+    </w:p>
+    <w:p>
+      <w:pPr>
+        <w:spacing w:after="100" w:line="326" w:lineRule="auto"/>
+      </w:pPr>
+      <w:r>
+        <w:rPr>
+          <w:rFonts w:ascii="Times New Roman" w:hAnsi="Times New Roman" w:cs="Times New Roman"/>
+          <w:sz w:val="22"/>
+        </w:rPr>
+        <w:t xml:space="preserve">The dividing line is not on post versus off post. It is whether the place is a </w:t>
+      </w:r>
+      <w:r>
+        <w:rPr>
+          <w:rFonts w:ascii="Times New Roman" w:hAnsi="Times New Roman" w:cs="Times New Roman"/>
+          <w:b/>
+          <w:sz w:val="22"/>
+        </w:rPr>
+        <w:t>private dwelling</w:t>
+      </w:r>
+      <w:r>
+        <w:rPr>
+          <w:rFonts w:ascii="Times New Roman" w:hAnsi="Times New Roman" w:cs="Times New Roman"/>
+          <w:sz w:val="22"/>
+        </w:rPr>
+        <w:t xml:space="preserve"> under </w:t>
+      </w:r>
+      <w:r>
+        <w:rPr>
+          <w:rFonts w:ascii="Times New Roman" w:hAnsi="Times New Roman" w:cs="Times New Roman"/>
+          <w:b/>
+          <w:sz w:val="22"/>
+        </w:rPr>
+        <w:t>R.C.M. 302(e)(2)</w:t>
+      </w:r>
+      <w:r>
+        <w:rPr>
+          <w:rFonts w:ascii="Times New Roman" w:hAnsi="Times New Roman" w:cs="Times New Roman"/>
+          <w:sz w:val="22"/>
+        </w:rPr>
+        <w:t>.</w:t>
+      </w:r>
+    </w:p>
+    <w:p>
+      <w:pPr>
+        <w:spacing w:after="100" w:line="326" w:lineRule="auto"/>
+      </w:pPr>
+      <w:r>
+        <w:rPr>
+          <w:rFonts w:ascii="Times New Roman" w:hAnsi="Times New Roman" w:cs="Times New Roman"/>
+          <w:sz w:val="22"/>
+        </w:rPr>
+        <w:t>Counts as a private dwelling:</w:t>
+      </w:r>
+    </w:p>
+    <w:p>
+      <w:pPr>
+        <w:tabs>
+          <w:tab w:pos="432" w:val="left"/>
+        </w:tabs>
+        <w:spacing w:after="30" w:before="0" w:line="326" w:lineRule="auto"/>
+        <w:ind w:left="432" w:hanging="317"/>
+      </w:pPr>
+      <w:r>
+        <w:rPr>
+          <w:rFonts w:ascii="Times New Roman" w:hAnsi="Times New Roman" w:cs="Times New Roman"/>
+          <w:sz w:val="22"/>
+        </w:rPr>
+        <w:t>•</w:t>
+        <w:tab/>
+      </w:r>
+      <w:r>
+        <w:rPr>
+          <w:rFonts w:ascii="Times New Roman" w:hAnsi="Times New Roman" w:cs="Times New Roman"/>
+          <w:sz w:val="22"/>
+        </w:rPr>
+        <w:t>Single family houses, duplexes, and apartments</w:t>
+      </w:r>
+    </w:p>
+    <w:p>
+      <w:pPr>
+        <w:tabs>
+          <w:tab w:pos="432" w:val="left"/>
+        </w:tabs>
+        <w:spacing w:after="30" w:before="0" w:line="326" w:lineRule="auto"/>
+        <w:ind w:left="432" w:hanging="317"/>
+      </w:pPr>
+      <w:r>
+        <w:rPr>
+          <w:rFonts w:ascii="Times New Roman" w:hAnsi="Times New Roman" w:cs="Times New Roman"/>
+          <w:sz w:val="22"/>
+        </w:rPr>
+        <w:t>•</w:t>
+        <w:tab/>
+      </w:r>
+      <w:r>
+        <w:rPr>
+          <w:rFonts w:ascii="Times New Roman" w:hAnsi="Times New Roman" w:cs="Times New Roman"/>
+          <w:b/>
+          <w:sz w:val="22"/>
+        </w:rPr>
+        <w:t>Government quarters on post</w:t>
+      </w:r>
+      <w:r>
+        <w:rPr>
+          <w:rFonts w:ascii="Times New Roman" w:hAnsi="Times New Roman" w:cs="Times New Roman"/>
+          <w:sz w:val="22"/>
+        </w:rPr>
+        <w:t>, same as a residence off post</w:t>
+      </w:r>
+    </w:p>
+    <w:p>
+      <w:pPr>
+        <w:spacing w:after="100" w:line="326" w:lineRule="auto"/>
+      </w:pPr>
+      <w:r>
+        <w:rPr>
+          <w:rFonts w:ascii="Times New Roman" w:hAnsi="Times New Roman" w:cs="Times New Roman"/>
+          <w:sz w:val="22"/>
+        </w:rPr>
+        <w:t>Does not count as a private dwelling:</w:t>
+      </w:r>
+    </w:p>
+    <w:p>
+      <w:pPr>
+        <w:tabs>
+          <w:tab w:pos="432" w:val="left"/>
+        </w:tabs>
+        <w:spacing w:after="30" w:before="0" w:line="326" w:lineRule="auto"/>
+        <w:ind w:left="432" w:hanging="317"/>
+      </w:pPr>
+      <w:r>
+        <w:rPr>
+          <w:rFonts w:ascii="Times New Roman" w:hAnsi="Times New Roman" w:cs="Times New Roman"/>
+          <w:sz w:val="22"/>
+        </w:rPr>
+        <w:t>•</w:t>
+        <w:tab/>
+      </w:r>
+      <w:r>
+        <w:rPr>
+          <w:rFonts w:ascii="Times New Roman" w:hAnsi="Times New Roman" w:cs="Times New Roman"/>
+          <w:sz w:val="22"/>
+        </w:rPr>
+        <w:t xml:space="preserve">Living areas in </w:t>
+      </w:r>
+      <w:r>
+        <w:rPr>
+          <w:rFonts w:ascii="Times New Roman" w:hAnsi="Times New Roman" w:cs="Times New Roman"/>
+          <w:b/>
+          <w:sz w:val="22"/>
+        </w:rPr>
+        <w:t>barracks</w:t>
+      </w:r>
+    </w:p>
+    <w:p>
+      <w:pPr>
+        <w:tabs>
+          <w:tab w:pos="432" w:val="left"/>
+        </w:tabs>
+        <w:spacing w:after="30" w:before="0" w:line="326" w:lineRule="auto"/>
+        <w:ind w:left="432" w:hanging="317"/>
+      </w:pPr>
+      <w:r>
+        <w:rPr>
+          <w:rFonts w:ascii="Times New Roman" w:hAnsi="Times New Roman" w:cs="Times New Roman"/>
+          <w:sz w:val="22"/>
+        </w:rPr>
+        <w:t>•</w:t>
+        <w:tab/>
+      </w:r>
+      <w:r>
+        <w:rPr>
+          <w:rFonts w:ascii="Times New Roman" w:hAnsi="Times New Roman" w:cs="Times New Roman"/>
+          <w:sz w:val="22"/>
+        </w:rPr>
+        <w:t>Vessels, aircraft, and vehicles</w:t>
+      </w:r>
+    </w:p>
+    <w:p>
+      <w:pPr>
+        <w:tabs>
+          <w:tab w:pos="432" w:val="left"/>
+        </w:tabs>
+        <w:spacing w:after="30" w:before="0" w:line="326" w:lineRule="auto"/>
+        <w:ind w:left="432" w:hanging="317"/>
+      </w:pPr>
+      <w:r>
+        <w:rPr>
+          <w:rFonts w:ascii="Times New Roman" w:hAnsi="Times New Roman" w:cs="Times New Roman"/>
+          <w:sz w:val="22"/>
+        </w:rPr>
+        <w:t>•</w:t>
+        <w:tab/>
+      </w:r>
+      <w:r>
+        <w:rPr>
+          <w:rFonts w:ascii="Times New Roman" w:hAnsi="Times New Roman" w:cs="Times New Roman"/>
+          <w:sz w:val="22"/>
+        </w:rPr>
+        <w:t>Tents, bunkers, and field encampments</w:t>
+      </w:r>
+    </w:p>
+    <w:p>
+      <w:pPr>
+        <w:spacing w:after="100" w:line="326" w:lineRule="auto"/>
+      </w:pPr>
+      <w:r>
+        <w:rPr>
+          <w:rFonts w:ascii="Times New Roman" w:hAnsi="Times New Roman" w:cs="Times New Roman"/>
+          <w:sz w:val="22"/>
+        </w:rPr>
+        <w:t>So a house on post receives the same protection as a house off post. A barracks room does not.</w:t>
+      </w:r>
+    </w:p>
+    <w:p>
+      <w:pPr>
+        <w:spacing w:after="100" w:line="326" w:lineRule="auto"/>
+      </w:pPr>
+      <w:r>
+        <w:rPr>
+          <w:rFonts w:ascii="Times New Roman" w:hAnsi="Times New Roman" w:cs="Times New Roman"/>
+          <w:sz w:val="22"/>
+        </w:rPr>
+        <w:t xml:space="preserve">One practical note: in the military the instrument is usually an </w:t>
+      </w:r>
+      <w:r>
+        <w:rPr>
+          <w:rFonts w:ascii="Times New Roman" w:hAnsi="Times New Roman" w:cs="Times New Roman"/>
+          <w:b/>
+          <w:sz w:val="22"/>
+        </w:rPr>
+        <w:t>apprehension authorization</w:t>
+      </w:r>
+      <w:r>
+        <w:rPr>
+          <w:rFonts w:ascii="Times New Roman" w:hAnsi="Times New Roman" w:cs="Times New Roman"/>
+          <w:sz w:val="22"/>
+        </w:rPr>
+        <w:t xml:space="preserve"> from a commander, military judge, or military magistrate rather than a civilian judge's warrant. Functionally it is the same idea, someone neutral has to approve the entry.</w:t>
       </w:r>
     </w:p>
     <w:sectPr>

--- a/UCMJ_Study_Guide.docx
+++ b/UCMJ_Study_Guide.docx
@@ -77,7 +77,7 @@
         <w:tabs>
           <w:tab w:pos="9000" w:val="right" w:leader="dot"/>
         </w:tabs>
-        <w:spacing w:before="40" w:after="10" w:line="240" w:lineRule="auto"/>
+        <w:spacing w:before="30" w:after="5" w:line="240" w:lineRule="auto"/>
         <w:ind w:left="0" w:firstLine="0"/>
       </w:pPr>
       <w:r>
@@ -88,15 +88,6 @@
       </w:r>
       <w:r>
         <w:fldChar w:fldCharType="separate"/>
-      </w:r>
-      <w:r>
-        <w:rPr>
-          <w:rFonts w:ascii="Arial" w:hAnsi="Arial" w:cs="Arial"/>
-          <w:b/>
-          <w:color w:val="1F3A5F"/>
-          <w:sz w:val="18"/>
-        </w:rPr>
-        <w:t>TIER 1: Know These Cold</w:t>
       </w:r>
       <w:r>
         <w:rPr>
@@ -105,8 +96,17 @@
           <w:color w:val="1F3A5F"/>
           <w:sz w:val="17"/>
         </w:rPr>
+        <w:t>TIER 1: Know These Cold</w:t>
+      </w:r>
+      <w:r>
+        <w:rPr>
+          <w:rFonts w:ascii="Arial" w:hAnsi="Arial" w:cs="Arial"/>
+          <w:b/>
+          <w:color w:val="1F3A5F"/>
+          <w:sz w:val="16"/>
+        </w:rPr>
         <w:tab/>
-        <w:t>3</w:t>
+        <w:t>2</w:t>
       </w:r>
     </w:p>
     <w:p>
@@ -115,23 +115,23 @@
         <w:tabs>
           <w:tab w:pos="9000" w:val="right" w:leader="dot"/>
         </w:tabs>
-        <w:spacing w:before="0" w:after="10" w:line="240" w:lineRule="auto"/>
+        <w:spacing w:before="0" w:after="5" w:line="240" w:lineRule="auto"/>
         <w:ind w:left="288" w:firstLine="0"/>
       </w:pPr>
       <w:r>
         <w:rPr>
           <w:rFonts w:ascii="Times New Roman" w:hAnsi="Times New Roman" w:cs="Times New Roman"/>
-          <w:sz w:val="18"/>
+          <w:sz w:val="17"/>
         </w:rPr>
         <w:t>1.1 Article 31(b) Rights Warning (Slide 32)</w:t>
       </w:r>
       <w:r>
         <w:rPr>
           <w:rFonts w:ascii="Arial" w:hAnsi="Arial" w:cs="Arial"/>
-          <w:sz w:val="17"/>
+          <w:sz w:val="16"/>
         </w:rPr>
         <w:tab/>
-        <w:t>3</w:t>
+        <w:t>2</w:t>
       </w:r>
     </w:p>
     <w:p>
@@ -140,23 +140,23 @@
         <w:tabs>
           <w:tab w:pos="9000" w:val="right" w:leader="dot"/>
         </w:tabs>
-        <w:spacing w:before="0" w:after="10" w:line="240" w:lineRule="auto"/>
+        <w:spacing w:before="0" w:after="5" w:line="240" w:lineRule="auto"/>
         <w:ind w:left="288" w:firstLine="0"/>
       </w:pPr>
       <w:r>
         <w:rPr>
           <w:rFonts w:ascii="Times New Roman" w:hAnsi="Times New Roman" w:cs="Times New Roman"/>
-          <w:sz w:val="18"/>
+          <w:sz w:val="17"/>
         </w:rPr>
         <w:t>1.2 Who May Authorize a Search and Seizure (Slide 27)</w:t>
       </w:r>
       <w:r>
         <w:rPr>
           <w:rFonts w:ascii="Arial" w:hAnsi="Arial" w:cs="Arial"/>
-          <w:sz w:val="17"/>
+          <w:sz w:val="16"/>
         </w:rPr>
         <w:tab/>
-        <w:t>3</w:t>
+        <w:t>2</w:t>
       </w:r>
     </w:p>
     <w:p>
@@ -165,23 +165,23 @@
         <w:tabs>
           <w:tab w:pos="9000" w:val="right" w:leader="dot"/>
         </w:tabs>
-        <w:spacing w:before="0" w:after="10" w:line="240" w:lineRule="auto"/>
+        <w:spacing w:before="0" w:after="5" w:line="240" w:lineRule="auto"/>
         <w:ind w:left="288" w:firstLine="0"/>
       </w:pPr>
       <w:r>
         <w:rPr>
           <w:rFonts w:ascii="Times New Roman" w:hAnsi="Times New Roman" w:cs="Times New Roman"/>
-          <w:sz w:val="18"/>
+          <w:sz w:val="17"/>
         </w:rPr>
         <w:t>1.3 Rights of a Soldier Under Article 15 (Slide 11)</w:t>
       </w:r>
       <w:r>
         <w:rPr>
           <w:rFonts w:ascii="Arial" w:hAnsi="Arial" w:cs="Arial"/>
-          <w:sz w:val="17"/>
+          <w:sz w:val="16"/>
         </w:rPr>
         <w:tab/>
-        <w:t>4</w:t>
+        <w:t>3</w:t>
       </w:r>
     </w:p>
     <w:p>
@@ -190,23 +190,23 @@
         <w:tabs>
           <w:tab w:pos="9000" w:val="right" w:leader="dot"/>
         </w:tabs>
-        <w:spacing w:before="0" w:after="10" w:line="240" w:lineRule="auto"/>
+        <w:spacing w:before="0" w:after="5" w:line="240" w:lineRule="auto"/>
         <w:ind w:left="288" w:firstLine="0"/>
       </w:pPr>
       <w:r>
         <w:rPr>
           <w:rFonts w:ascii="Times New Roman" w:hAnsi="Times New Roman" w:cs="Times New Roman"/>
-          <w:sz w:val="18"/>
+          <w:sz w:val="17"/>
         </w:rPr>
         <w:t>1.4 Article 15 Commander's Inquiry (Slide 10)</w:t>
       </w:r>
       <w:r>
         <w:rPr>
           <w:rFonts w:ascii="Arial" w:hAnsi="Arial" w:cs="Arial"/>
-          <w:sz w:val="17"/>
+          <w:sz w:val="16"/>
         </w:rPr>
         <w:tab/>
-        <w:t>4</w:t>
+        <w:t>3</w:t>
       </w:r>
     </w:p>
     <w:p>
@@ -215,23 +215,23 @@
         <w:tabs>
           <w:tab w:pos="9000" w:val="right" w:leader="dot"/>
         </w:tabs>
-        <w:spacing w:before="0" w:after="10" w:line="240" w:lineRule="auto"/>
+        <w:spacing w:before="0" w:after="5" w:line="240" w:lineRule="auto"/>
         <w:ind w:left="288" w:firstLine="0"/>
       </w:pPr>
       <w:r>
         <w:rPr>
           <w:rFonts w:ascii="Times New Roman" w:hAnsi="Times New Roman" w:cs="Times New Roman"/>
-          <w:sz w:val="18"/>
+          <w:sz w:val="17"/>
         </w:rPr>
         <w:t>1.5 Types of Court-Martial (Slide 12)</w:t>
       </w:r>
       <w:r>
         <w:rPr>
           <w:rFonts w:ascii="Arial" w:hAnsi="Arial" w:cs="Arial"/>
-          <w:sz w:val="17"/>
+          <w:sz w:val="16"/>
         </w:rPr>
         <w:tab/>
-        <w:t>4</w:t>
+        <w:t>3</w:t>
       </w:r>
     </w:p>
     <w:p>
@@ -240,23 +240,23 @@
         <w:tabs>
           <w:tab w:pos="9000" w:val="right" w:leader="dot"/>
         </w:tabs>
-        <w:spacing w:before="0" w:after="10" w:line="240" w:lineRule="auto"/>
+        <w:spacing w:before="0" w:after="5" w:line="240" w:lineRule="auto"/>
         <w:ind w:left="288" w:firstLine="0"/>
       </w:pPr>
       <w:r>
         <w:rPr>
           <w:rFonts w:ascii="Times New Roman" w:hAnsi="Times New Roman" w:cs="Times New Roman"/>
-          <w:sz w:val="18"/>
+          <w:sz w:val="17"/>
         </w:rPr>
         <w:t>1.6 Administrative Separations: Characterization of Service (Slide 20)</w:t>
       </w:r>
       <w:r>
         <w:rPr>
           <w:rFonts w:ascii="Arial" w:hAnsi="Arial" w:cs="Arial"/>
-          <w:sz w:val="17"/>
+          <w:sz w:val="16"/>
         </w:rPr>
         <w:tab/>
-        <w:t>4</w:t>
+        <w:t>3</w:t>
       </w:r>
     </w:p>
     <w:p>
@@ -265,23 +265,23 @@
         <w:tabs>
           <w:tab w:pos="9000" w:val="right" w:leader="dot"/>
         </w:tabs>
-        <w:spacing w:before="0" w:after="10" w:line="240" w:lineRule="auto"/>
+        <w:spacing w:before="0" w:after="5" w:line="240" w:lineRule="auto"/>
         <w:ind w:left="288" w:firstLine="0"/>
       </w:pPr>
       <w:r>
         <w:rPr>
           <w:rFonts w:ascii="Times New Roman" w:hAnsi="Times New Roman" w:cs="Times New Roman"/>
-          <w:sz w:val="18"/>
+          <w:sz w:val="17"/>
         </w:rPr>
         <w:t>1.7 Separation Board Entitlement (Slide 19)</w:t>
       </w:r>
       <w:r>
         <w:rPr>
           <w:rFonts w:ascii="Arial" w:hAnsi="Arial" w:cs="Arial"/>
-          <w:sz w:val="17"/>
+          <w:sz w:val="16"/>
         </w:rPr>
         <w:tab/>
-        <w:t>5</w:t>
+        <w:t>4</w:t>
       </w:r>
     </w:p>
     <w:p>
@@ -290,23 +290,23 @@
         <w:tabs>
           <w:tab w:pos="9000" w:val="right" w:leader="dot"/>
         </w:tabs>
-        <w:spacing w:before="0" w:after="10" w:line="240" w:lineRule="auto"/>
+        <w:spacing w:before="0" w:after="5" w:line="240" w:lineRule="auto"/>
         <w:ind w:left="288" w:firstLine="0"/>
       </w:pPr>
       <w:r>
         <w:rPr>
           <w:rFonts w:ascii="Times New Roman" w:hAnsi="Times New Roman" w:cs="Times New Roman"/>
-          <w:sz w:val="18"/>
+          <w:sz w:val="17"/>
         </w:rPr>
         <w:t>1.8 Chapters for Involuntary Separation (Slides 21 to 22)</w:t>
       </w:r>
       <w:r>
         <w:rPr>
           <w:rFonts w:ascii="Arial" w:hAnsi="Arial" w:cs="Arial"/>
-          <w:sz w:val="17"/>
+          <w:sz w:val="16"/>
         </w:rPr>
         <w:tab/>
-        <w:t>5</w:t>
+        <w:t>4</w:t>
       </w:r>
     </w:p>
     <w:p>
@@ -315,23 +315,23 @@
         <w:tabs>
           <w:tab w:pos="9000" w:val="right" w:leader="dot"/>
         </w:tabs>
-        <w:spacing w:before="0" w:after="10" w:line="240" w:lineRule="auto"/>
+        <w:spacing w:before="0" w:after="5" w:line="240" w:lineRule="auto"/>
         <w:ind w:left="288" w:firstLine="0"/>
       </w:pPr>
       <w:r>
         <w:rPr>
           <w:rFonts w:ascii="Times New Roman" w:hAnsi="Times New Roman" w:cs="Times New Roman"/>
-          <w:sz w:val="18"/>
+          <w:sz w:val="17"/>
         </w:rPr>
         <w:t>1.9 Articles 133 and 134 (Slides 5 to 6)</w:t>
       </w:r>
       <w:r>
         <w:rPr>
           <w:rFonts w:ascii="Arial" w:hAnsi="Arial" w:cs="Arial"/>
-          <w:sz w:val="17"/>
+          <w:sz w:val="16"/>
         </w:rPr>
         <w:tab/>
-        <w:t>5</w:t>
+        <w:t>4</w:t>
       </w:r>
     </w:p>
     <w:p>
@@ -340,23 +340,23 @@
         <w:tabs>
           <w:tab w:pos="9000" w:val="right" w:leader="dot"/>
         </w:tabs>
-        <w:spacing w:before="0" w:after="10" w:line="240" w:lineRule="auto"/>
+        <w:spacing w:before="0" w:after="5" w:line="240" w:lineRule="auto"/>
         <w:ind w:left="288" w:firstLine="0"/>
       </w:pPr>
       <w:r>
         <w:rPr>
           <w:rFonts w:ascii="Times New Roman" w:hAnsi="Times New Roman" w:cs="Times New Roman"/>
-          <w:sz w:val="18"/>
+          <w:sz w:val="17"/>
         </w:rPr>
         <w:t>1.10 Pretrial Restraint (Slide 35)</w:t>
       </w:r>
       <w:r>
         <w:rPr>
           <w:rFonts w:ascii="Arial" w:hAnsi="Arial" w:cs="Arial"/>
-          <w:sz w:val="17"/>
+          <w:sz w:val="16"/>
         </w:rPr>
         <w:tab/>
-        <w:t>6</w:t>
+        <w:t>5</w:t>
       </w:r>
     </w:p>
     <w:p>
@@ -365,23 +365,23 @@
         <w:tabs>
           <w:tab w:pos="9000" w:val="right" w:leader="dot"/>
         </w:tabs>
-        <w:spacing w:before="0" w:after="10" w:line="240" w:lineRule="auto"/>
+        <w:spacing w:before="0" w:after="5" w:line="240" w:lineRule="auto"/>
         <w:ind w:left="288" w:firstLine="0"/>
       </w:pPr>
       <w:r>
         <w:rPr>
           <w:rFonts w:ascii="Times New Roman" w:hAnsi="Times New Roman" w:cs="Times New Roman"/>
-          <w:sz w:val="18"/>
+          <w:sz w:val="17"/>
         </w:rPr>
         <w:t>1.11 Article 32 Preliminary Hearing (Slides 25 to 26)</w:t>
       </w:r>
       <w:r>
         <w:rPr>
           <w:rFonts w:ascii="Arial" w:hAnsi="Arial" w:cs="Arial"/>
-          <w:sz w:val="17"/>
+          <w:sz w:val="16"/>
         </w:rPr>
         <w:tab/>
-        <w:t>6</w:t>
+        <w:t>5</w:t>
       </w:r>
     </w:p>
     <w:p>
@@ -390,23 +390,23 @@
         <w:tabs>
           <w:tab w:pos="9000" w:val="right" w:leader="dot"/>
         </w:tabs>
-        <w:spacing w:before="0" w:after="10" w:line="240" w:lineRule="auto"/>
+        <w:spacing w:before="0" w:after="5" w:line="240" w:lineRule="auto"/>
         <w:ind w:left="288" w:firstLine="0"/>
       </w:pPr>
       <w:r>
         <w:rPr>
           <w:rFonts w:ascii="Times New Roman" w:hAnsi="Times New Roman" w:cs="Times New Roman"/>
-          <w:sz w:val="18"/>
+          <w:sz w:val="17"/>
         </w:rPr>
         <w:t>1.12 Mandatory Bar Grounds, Directive 2012-03 (Slide 18)</w:t>
       </w:r>
       <w:r>
         <w:rPr>
           <w:rFonts w:ascii="Arial" w:hAnsi="Arial" w:cs="Arial"/>
-          <w:sz w:val="17"/>
+          <w:sz w:val="16"/>
         </w:rPr>
         <w:tab/>
-        <w:t>6</w:t>
+        <w:t>5</w:t>
       </w:r>
     </w:p>
     <w:p>
@@ -415,23 +415,23 @@
         <w:tabs>
           <w:tab w:pos="9000" w:val="right" w:leader="dot"/>
         </w:tabs>
-        <w:spacing w:before="0" w:after="10" w:line="240" w:lineRule="auto"/>
+        <w:spacing w:before="0" w:after="5" w:line="240" w:lineRule="auto"/>
         <w:ind w:left="288" w:firstLine="0"/>
       </w:pPr>
       <w:r>
         <w:rPr>
           <w:rFonts w:ascii="Times New Roman" w:hAnsi="Times New Roman" w:cs="Times New Roman"/>
-          <w:sz w:val="18"/>
+          <w:sz w:val="17"/>
         </w:rPr>
         <w:t>1.13 Counseling Essentials (Slide 14)</w:t>
       </w:r>
       <w:r>
         <w:rPr>
           <w:rFonts w:ascii="Arial" w:hAnsi="Arial" w:cs="Arial"/>
-          <w:sz w:val="17"/>
+          <w:sz w:val="16"/>
         </w:rPr>
         <w:tab/>
-        <w:t>7</w:t>
+        <w:t>6</w:t>
       </w:r>
     </w:p>
     <w:p>
@@ -440,18 +440,9 @@
         <w:tabs>
           <w:tab w:pos="9000" w:val="right" w:leader="dot"/>
         </w:tabs>
-        <w:spacing w:before="40" w:after="10" w:line="240" w:lineRule="auto"/>
+        <w:spacing w:before="30" w:after="5" w:line="240" w:lineRule="auto"/>
         <w:ind w:left="0" w:firstLine="0"/>
       </w:pPr>
-      <w:r>
-        <w:rPr>
-          <w:rFonts w:ascii="Arial" w:hAnsi="Arial" w:cs="Arial"/>
-          <w:b/>
-          <w:color w:val="1F3A5F"/>
-          <w:sz w:val="18"/>
-        </w:rPr>
-        <w:t>TIER 2: Likely Tested, Concept Level</w:t>
-      </w:r>
       <w:r>
         <w:rPr>
           <w:rFonts w:ascii="Arial" w:hAnsi="Arial" w:cs="Arial"/>
@@ -459,8 +450,17 @@
           <w:color w:val="1F3A5F"/>
           <w:sz w:val="17"/>
         </w:rPr>
+        <w:t>TIER 2: Likely Tested, Concept Level</w:t>
+      </w:r>
+      <w:r>
+        <w:rPr>
+          <w:rFonts w:ascii="Arial" w:hAnsi="Arial" w:cs="Arial"/>
+          <w:b/>
+          <w:color w:val="1F3A5F"/>
+          <w:sz w:val="16"/>
+        </w:rPr>
         <w:tab/>
-        <w:t>8</w:t>
+        <w:t>7</w:t>
       </w:r>
     </w:p>
     <w:p>
@@ -469,23 +469,23 @@
         <w:tabs>
           <w:tab w:pos="9000" w:val="right" w:leader="dot"/>
         </w:tabs>
-        <w:spacing w:before="0" w:after="10" w:line="240" w:lineRule="auto"/>
+        <w:spacing w:before="0" w:after="5" w:line="240" w:lineRule="auto"/>
         <w:ind w:left="288" w:firstLine="0"/>
       </w:pPr>
       <w:r>
         <w:rPr>
           <w:rFonts w:ascii="Times New Roman" w:hAnsi="Times New Roman" w:cs="Times New Roman"/>
-          <w:sz w:val="18"/>
+          <w:sz w:val="17"/>
         </w:rPr>
         <w:t>2.1 UCMJ Jurisdiction (Slide 3)</w:t>
       </w:r>
       <w:r>
         <w:rPr>
           <w:rFonts w:ascii="Arial" w:hAnsi="Arial" w:cs="Arial"/>
-          <w:sz w:val="17"/>
+          <w:sz w:val="16"/>
         </w:rPr>
         <w:tab/>
-        <w:t>8</w:t>
+        <w:t>7</w:t>
       </w:r>
     </w:p>
     <w:p>
@@ -494,23 +494,23 @@
         <w:tabs>
           <w:tab w:pos="9000" w:val="right" w:leader="dot"/>
         </w:tabs>
-        <w:spacing w:before="0" w:after="10" w:line="240" w:lineRule="auto"/>
+        <w:spacing w:before="0" w:after="5" w:line="240" w:lineRule="auto"/>
         <w:ind w:left="288" w:firstLine="0"/>
       </w:pPr>
       <w:r>
         <w:rPr>
           <w:rFonts w:ascii="Times New Roman" w:hAnsi="Times New Roman" w:cs="Times New Roman"/>
-          <w:sz w:val="18"/>
+          <w:sz w:val="17"/>
         </w:rPr>
         <w:t>2.2 Inspections Versus Searches (Slide 31)</w:t>
       </w:r>
       <w:r>
         <w:rPr>
           <w:rFonts w:ascii="Arial" w:hAnsi="Arial" w:cs="Arial"/>
-          <w:sz w:val="17"/>
+          <w:sz w:val="16"/>
         </w:rPr>
         <w:tab/>
-        <w:t>8</w:t>
+        <w:t>7</w:t>
       </w:r>
     </w:p>
     <w:p>
@@ -519,23 +519,23 @@
         <w:tabs>
           <w:tab w:pos="9000" w:val="right" w:leader="dot"/>
         </w:tabs>
-        <w:spacing w:before="0" w:after="10" w:line="240" w:lineRule="auto"/>
+        <w:spacing w:before="0" w:after="5" w:line="240" w:lineRule="auto"/>
         <w:ind w:left="288" w:firstLine="0"/>
       </w:pPr>
       <w:r>
         <w:rPr>
           <w:rFonts w:ascii="Times New Roman" w:hAnsi="Times New Roman" w:cs="Times New Roman"/>
-          <w:sz w:val="18"/>
+          <w:sz w:val="17"/>
         </w:rPr>
         <w:t>2.3 Search and Seizure Concepts (Slides 28 to 30)</w:t>
       </w:r>
       <w:r>
         <w:rPr>
           <w:rFonts w:ascii="Arial" w:hAnsi="Arial" w:cs="Arial"/>
-          <w:sz w:val="17"/>
+          <w:sz w:val="16"/>
         </w:rPr>
         <w:tab/>
-        <w:t>8</w:t>
+        <w:t>7</w:t>
       </w:r>
     </w:p>
     <w:p>
@@ -544,23 +544,23 @@
         <w:tabs>
           <w:tab w:pos="9000" w:val="right" w:leader="dot"/>
         </w:tabs>
-        <w:spacing w:before="0" w:after="10" w:line="240" w:lineRule="auto"/>
+        <w:spacing w:before="0" w:after="5" w:line="240" w:lineRule="auto"/>
         <w:ind w:left="288" w:firstLine="0"/>
       </w:pPr>
       <w:r>
         <w:rPr>
           <w:rFonts w:ascii="Times New Roman" w:hAnsi="Times New Roman" w:cs="Times New Roman"/>
-          <w:sz w:val="18"/>
+          <w:sz w:val="17"/>
         </w:rPr>
         <w:t>2.4 Commander's Responsibilities (Slide 7)</w:t>
       </w:r>
       <w:r>
         <w:rPr>
           <w:rFonts w:ascii="Arial" w:hAnsi="Arial" w:cs="Arial"/>
-          <w:sz w:val="17"/>
+          <w:sz w:val="16"/>
         </w:rPr>
         <w:tab/>
-        <w:t>9</w:t>
+        <w:t>8</w:t>
       </w:r>
     </w:p>
     <w:p>
@@ -569,23 +569,23 @@
         <w:tabs>
           <w:tab w:pos="9000" w:val="right" w:leader="dot"/>
         </w:tabs>
-        <w:spacing w:before="0" w:after="10" w:line="240" w:lineRule="auto"/>
+        <w:spacing w:before="0" w:after="5" w:line="240" w:lineRule="auto"/>
         <w:ind w:left="288" w:firstLine="0"/>
       </w:pPr>
       <w:r>
         <w:rPr>
           <w:rFonts w:ascii="Times New Roman" w:hAnsi="Times New Roman" w:cs="Times New Roman"/>
-          <w:sz w:val="18"/>
+          <w:sz w:val="17"/>
         </w:rPr>
         <w:t>2.5 Nonbinding Disposition Guidance (Slide 8)</w:t>
       </w:r>
       <w:r>
         <w:rPr>
           <w:rFonts w:ascii="Arial" w:hAnsi="Arial" w:cs="Arial"/>
-          <w:sz w:val="17"/>
+          <w:sz w:val="16"/>
         </w:rPr>
         <w:tab/>
-        <w:t>9</w:t>
+        <w:t>8</w:t>
       </w:r>
     </w:p>
     <w:p>
@@ -594,23 +594,23 @@
         <w:tabs>
           <w:tab w:pos="9000" w:val="right" w:leader="dot"/>
         </w:tabs>
-        <w:spacing w:before="0" w:after="10" w:line="240" w:lineRule="auto"/>
+        <w:spacing w:before="0" w:after="5" w:line="240" w:lineRule="auto"/>
         <w:ind w:left="288" w:firstLine="0"/>
       </w:pPr>
       <w:r>
         <w:rPr>
           <w:rFonts w:ascii="Times New Roman" w:hAnsi="Times New Roman" w:cs="Times New Roman"/>
-          <w:sz w:val="18"/>
+          <w:sz w:val="17"/>
         </w:rPr>
         <w:t>2.6 Corrective Training (Slide 16)</w:t>
       </w:r>
       <w:r>
         <w:rPr>
           <w:rFonts w:ascii="Arial" w:hAnsi="Arial" w:cs="Arial"/>
-          <w:sz w:val="17"/>
+          <w:sz w:val="16"/>
         </w:rPr>
         <w:tab/>
-        <w:t>9</w:t>
+        <w:t>8</w:t>
       </w:r>
     </w:p>
     <w:p>
@@ -619,23 +619,23 @@
         <w:tabs>
           <w:tab w:pos="9000" w:val="right" w:leader="dot"/>
         </w:tabs>
-        <w:spacing w:before="0" w:after="10" w:line="240" w:lineRule="auto"/>
+        <w:spacing w:before="0" w:after="5" w:line="240" w:lineRule="auto"/>
         <w:ind w:left="288" w:firstLine="0"/>
       </w:pPr>
       <w:r>
         <w:rPr>
           <w:rFonts w:ascii="Times New Roman" w:hAnsi="Times New Roman" w:cs="Times New Roman"/>
-          <w:sz w:val="18"/>
+          <w:sz w:val="17"/>
         </w:rPr>
         <w:t>2.7 Administrative Reprimand, AR 600-37 (Slide 17)</w:t>
       </w:r>
       <w:r>
         <w:rPr>
           <w:rFonts w:ascii="Arial" w:hAnsi="Arial" w:cs="Arial"/>
-          <w:sz w:val="17"/>
+          <w:sz w:val="16"/>
         </w:rPr>
         <w:tab/>
-        <w:t>10</w:t>
+        <w:t>9</w:t>
       </w:r>
     </w:p>
     <w:p>
@@ -644,23 +644,23 @@
         <w:tabs>
           <w:tab w:pos="9000" w:val="right" w:leader="dot"/>
         </w:tabs>
-        <w:spacing w:before="0" w:after="10" w:line="240" w:lineRule="auto"/>
+        <w:spacing w:before="0" w:after="5" w:line="240" w:lineRule="auto"/>
         <w:ind w:left="288" w:firstLine="0"/>
       </w:pPr>
       <w:r>
         <w:rPr>
           <w:rFonts w:ascii="Times New Roman" w:hAnsi="Times New Roman" w:cs="Times New Roman"/>
-          <w:sz w:val="18"/>
+          <w:sz w:val="17"/>
         </w:rPr>
         <w:t>2.8 Inquiries and Investigations (Slides 23 to 24)</w:t>
       </w:r>
       <w:r>
         <w:rPr>
           <w:rFonts w:ascii="Arial" w:hAnsi="Arial" w:cs="Arial"/>
-          <w:sz w:val="17"/>
+          <w:sz w:val="16"/>
         </w:rPr>
         <w:tab/>
-        <w:t>10</w:t>
+        <w:t>9</w:t>
       </w:r>
     </w:p>
     <w:p>
@@ -669,23 +669,23 @@
         <w:tabs>
           <w:tab w:pos="9000" w:val="right" w:leader="dot"/>
         </w:tabs>
-        <w:spacing w:before="0" w:after="10" w:line="240" w:lineRule="auto"/>
+        <w:spacing w:before="0" w:after="5" w:line="240" w:lineRule="auto"/>
         <w:ind w:left="288" w:firstLine="0"/>
       </w:pPr>
       <w:r>
         <w:rPr>
           <w:rFonts w:ascii="Times New Roman" w:hAnsi="Times New Roman" w:cs="Times New Roman"/>
-          <w:sz w:val="18"/>
+          <w:sz w:val="17"/>
         </w:rPr>
         <w:t>2.9 Unlawful Command Influence, Core Concept (Slides 36 to 38)</w:t>
       </w:r>
       <w:r>
         <w:rPr>
           <w:rFonts w:ascii="Arial" w:hAnsi="Arial" w:cs="Arial"/>
-          <w:sz w:val="17"/>
+          <w:sz w:val="16"/>
         </w:rPr>
         <w:tab/>
-        <w:t>10</w:t>
+        <w:t>9</w:t>
       </w:r>
     </w:p>
     <w:p>
@@ -694,23 +694,23 @@
         <w:tabs>
           <w:tab w:pos="9000" w:val="right" w:leader="dot"/>
         </w:tabs>
-        <w:spacing w:before="0" w:after="10" w:line="240" w:lineRule="auto"/>
+        <w:spacing w:before="0" w:after="5" w:line="240" w:lineRule="auto"/>
         <w:ind w:left="288" w:firstLine="0"/>
       </w:pPr>
       <w:r>
         <w:rPr>
           <w:rFonts w:ascii="Times New Roman" w:hAnsi="Times New Roman" w:cs="Times New Roman"/>
-          <w:sz w:val="18"/>
+          <w:sz w:val="17"/>
         </w:rPr>
         <w:t>2.10 Crimes Under the UCMJ (Slide 4)</w:t>
       </w:r>
       <w:r>
         <w:rPr>
           <w:rFonts w:ascii="Arial" w:hAnsi="Arial" w:cs="Arial"/>
-          <w:sz w:val="17"/>
+          <w:sz w:val="16"/>
         </w:rPr>
         <w:tab/>
-        <w:t>10</w:t>
+        <w:t>9</w:t>
       </w:r>
     </w:p>
     <w:p>
@@ -719,18 +719,9 @@
         <w:tabs>
           <w:tab w:pos="9000" w:val="right" w:leader="dot"/>
         </w:tabs>
-        <w:spacing w:before="40" w:after="10" w:line="240" w:lineRule="auto"/>
+        <w:spacing w:before="30" w:after="5" w:line="240" w:lineRule="auto"/>
         <w:ind w:left="0" w:firstLine="0"/>
       </w:pPr>
-      <w:r>
-        <w:rPr>
-          <w:rFonts w:ascii="Arial" w:hAnsi="Arial" w:cs="Arial"/>
-          <w:b/>
-          <w:color w:val="1F3A5F"/>
-          <w:sz w:val="18"/>
-        </w:rPr>
-        <w:t>TIER 3: Reference and Background</w:t>
-      </w:r>
       <w:r>
         <w:rPr>
           <w:rFonts w:ascii="Arial" w:hAnsi="Arial" w:cs="Arial"/>
@@ -738,8 +729,17 @@
           <w:color w:val="1F3A5F"/>
           <w:sz w:val="17"/>
         </w:rPr>
+        <w:t>TIER 3: Reference and Background</w:t>
+      </w:r>
+      <w:r>
+        <w:rPr>
+          <w:rFonts w:ascii="Arial" w:hAnsi="Arial" w:cs="Arial"/>
+          <w:b/>
+          <w:color w:val="1F3A5F"/>
+          <w:sz w:val="16"/>
+        </w:rPr>
         <w:tab/>
-        <w:t>11</w:t>
+        <w:t>10</w:t>
       </w:r>
     </w:p>
     <w:p>
@@ -748,23 +748,23 @@
         <w:tabs>
           <w:tab w:pos="9000" w:val="right" w:leader="dot"/>
         </w:tabs>
-        <w:spacing w:before="0" w:after="10" w:line="240" w:lineRule="auto"/>
+        <w:spacing w:before="0" w:after="5" w:line="240" w:lineRule="auto"/>
         <w:ind w:left="288" w:firstLine="0"/>
       </w:pPr>
       <w:r>
         <w:rPr>
           <w:rFonts w:ascii="Times New Roman" w:hAnsi="Times New Roman" w:cs="Times New Roman"/>
-          <w:sz w:val="18"/>
+          <w:sz w:val="17"/>
         </w:rPr>
         <w:t>3.1 Purpose of the Military Justice System (Slide 2)</w:t>
       </w:r>
       <w:r>
         <w:rPr>
           <w:rFonts w:ascii="Arial" w:hAnsi="Arial" w:cs="Arial"/>
-          <w:sz w:val="17"/>
+          <w:sz w:val="16"/>
         </w:rPr>
         <w:tab/>
-        <w:t>11</w:t>
+        <w:t>10</w:t>
       </w:r>
     </w:p>
     <w:p>
@@ -773,23 +773,23 @@
         <w:tabs>
           <w:tab w:pos="9000" w:val="right" w:leader="dot"/>
         </w:tabs>
-        <w:spacing w:before="0" w:after="10" w:line="240" w:lineRule="auto"/>
+        <w:spacing w:before="0" w:after="5" w:line="240" w:lineRule="auto"/>
         <w:ind w:left="288" w:firstLine="0"/>
       </w:pPr>
       <w:r>
         <w:rPr>
           <w:rFonts w:ascii="Times New Roman" w:hAnsi="Times New Roman" w:cs="Times New Roman"/>
-          <w:sz w:val="18"/>
+          <w:sz w:val="17"/>
         </w:rPr>
         <w:t>3.2 The 10 Commandments of Unlawful Command Influence (Slides 37 to 38)</w:t>
       </w:r>
       <w:r>
         <w:rPr>
           <w:rFonts w:ascii="Arial" w:hAnsi="Arial" w:cs="Arial"/>
-          <w:sz w:val="17"/>
+          <w:sz w:val="16"/>
         </w:rPr>
         <w:tab/>
-        <w:t>11</w:t>
+        <w:t>10</w:t>
       </w:r>
     </w:p>
     <w:p>
@@ -798,23 +798,23 @@
         <w:tabs>
           <w:tab w:pos="9000" w:val="right" w:leader="dot"/>
         </w:tabs>
-        <w:spacing w:before="0" w:after="10" w:line="240" w:lineRule="auto"/>
+        <w:spacing w:before="0" w:after="5" w:line="240" w:lineRule="auto"/>
         <w:ind w:left="288" w:firstLine="0"/>
       </w:pPr>
       <w:r>
         <w:rPr>
           <w:rFonts w:ascii="Times New Roman" w:hAnsi="Times New Roman" w:cs="Times New Roman"/>
-          <w:sz w:val="18"/>
+          <w:sz w:val="17"/>
         </w:rPr>
         <w:t>3.3 Full Administrative Actions List with Regulations (Slide 13)</w:t>
       </w:r>
       <w:r>
         <w:rPr>
           <w:rFonts w:ascii="Arial" w:hAnsi="Arial" w:cs="Arial"/>
-          <w:sz w:val="17"/>
+          <w:sz w:val="16"/>
         </w:rPr>
         <w:tab/>
-        <w:t>11</w:t>
+        <w:t>10</w:t>
       </w:r>
     </w:p>
     <w:p>
@@ -823,23 +823,23 @@
         <w:tabs>
           <w:tab w:pos="9000" w:val="right" w:leader="dot"/>
         </w:tabs>
-        <w:spacing w:before="0" w:after="10" w:line="240" w:lineRule="auto"/>
+        <w:spacing w:before="0" w:after="5" w:line="240" w:lineRule="auto"/>
         <w:ind w:left="288" w:firstLine="0"/>
       </w:pPr>
       <w:r>
         <w:rPr>
           <w:rFonts w:ascii="Times New Roman" w:hAnsi="Times New Roman" w:cs="Times New Roman"/>
-          <w:sz w:val="18"/>
+          <w:sz w:val="17"/>
         </w:rPr>
         <w:t>3.4 The Counseling "Magic Phrase" (Slide 15)</w:t>
       </w:r>
       <w:r>
         <w:rPr>
           <w:rFonts w:ascii="Arial" w:hAnsi="Arial" w:cs="Arial"/>
-          <w:sz w:val="17"/>
+          <w:sz w:val="16"/>
         </w:rPr>
         <w:tab/>
-        <w:t>12</w:t>
+        <w:t>11</w:t>
       </w:r>
     </w:p>
     <w:p>
@@ -848,23 +848,23 @@
         <w:tabs>
           <w:tab w:pos="9000" w:val="right" w:leader="dot"/>
         </w:tabs>
-        <w:spacing w:before="0" w:after="10" w:line="240" w:lineRule="auto"/>
+        <w:spacing w:before="0" w:after="5" w:line="240" w:lineRule="auto"/>
         <w:ind w:left="288" w:firstLine="0"/>
       </w:pPr>
       <w:r>
         <w:rPr>
           <w:rFonts w:ascii="Times New Roman" w:hAnsi="Times New Roman" w:cs="Times New Roman"/>
-          <w:sz w:val="18"/>
+          <w:sz w:val="17"/>
         </w:rPr>
         <w:t>3.5 The Bar to Continued Service (Slide 18)</w:t>
       </w:r>
       <w:r>
         <w:rPr>
           <w:rFonts w:ascii="Arial" w:hAnsi="Arial" w:cs="Arial"/>
-          <w:sz w:val="17"/>
+          <w:sz w:val="16"/>
         </w:rPr>
         <w:tab/>
-        <w:t>12</w:t>
+        <w:t>11</w:t>
       </w:r>
     </w:p>
     <w:p>
@@ -873,18 +873,9 @@
         <w:tabs>
           <w:tab w:pos="9000" w:val="right" w:leader="dot"/>
         </w:tabs>
-        <w:spacing w:before="40" w:after="10" w:line="240" w:lineRule="auto"/>
+        <w:spacing w:before="30" w:after="5" w:line="240" w:lineRule="auto"/>
         <w:ind w:left="0" w:firstLine="0"/>
       </w:pPr>
-      <w:r>
-        <w:rPr>
-          <w:rFonts w:ascii="Arial" w:hAnsi="Arial" w:cs="Arial"/>
-          <w:b/>
-          <w:color w:val="1F3A5F"/>
-          <w:sz w:val="18"/>
-        </w:rPr>
-        <w:t>Rapid Review: Numbers to Memorize</w:t>
-      </w:r>
       <w:r>
         <w:rPr>
           <w:rFonts w:ascii="Arial" w:hAnsi="Arial" w:cs="Arial"/>
@@ -892,8 +883,17 @@
           <w:color w:val="1F3A5F"/>
           <w:sz w:val="17"/>
         </w:rPr>
+        <w:t>Rapid Review: Numbers to Memorize</w:t>
+      </w:r>
+      <w:r>
+        <w:rPr>
+          <w:rFonts w:ascii="Arial" w:hAnsi="Arial" w:cs="Arial"/>
+          <w:b/>
+          <w:color w:val="1F3A5F"/>
+          <w:sz w:val="16"/>
+        </w:rPr>
         <w:tab/>
-        <w:t>12</w:t>
+        <w:t>11</w:t>
       </w:r>
     </w:p>
     <w:p>
@@ -902,18 +902,9 @@
         <w:tabs>
           <w:tab w:pos="9000" w:val="right" w:leader="dot"/>
         </w:tabs>
-        <w:spacing w:before="40" w:after="10" w:line="240" w:lineRule="auto"/>
+        <w:spacing w:before="30" w:after="5" w:line="240" w:lineRule="auto"/>
         <w:ind w:left="0" w:firstLine="0"/>
       </w:pPr>
-      <w:r>
-        <w:rPr>
-          <w:rFonts w:ascii="Arial" w:hAnsi="Arial" w:cs="Arial"/>
-          <w:b/>
-          <w:color w:val="1F3A5F"/>
-          <w:sz w:val="18"/>
-        </w:rPr>
-        <w:t>The Ten Most Likely Missed Details</w:t>
-      </w:r>
       <w:r>
         <w:rPr>
           <w:rFonts w:ascii="Arial" w:hAnsi="Arial" w:cs="Arial"/>
@@ -921,8 +912,17 @@
           <w:color w:val="1F3A5F"/>
           <w:sz w:val="17"/>
         </w:rPr>
+        <w:t>The Ten Most Likely Missed Details</w:t>
+      </w:r>
+      <w:r>
+        <w:rPr>
+          <w:rFonts w:ascii="Arial" w:hAnsi="Arial" w:cs="Arial"/>
+          <w:b/>
+          <w:color w:val="1F3A5F"/>
+          <w:sz w:val="16"/>
+        </w:rPr>
         <w:tab/>
-        <w:t>13</w:t>
+        <w:t>12</w:t>
       </w:r>
     </w:p>
     <w:p>
@@ -931,18 +931,9 @@
         <w:tabs>
           <w:tab w:pos="9000" w:val="right" w:leader="dot"/>
         </w:tabs>
-        <w:spacing w:before="40" w:after="10" w:line="240" w:lineRule="auto"/>
+        <w:spacing w:before="30" w:after="5" w:line="240" w:lineRule="auto"/>
         <w:ind w:left="0" w:firstLine="0"/>
       </w:pPr>
-      <w:r>
-        <w:rPr>
-          <w:rFonts w:ascii="Arial" w:hAnsi="Arial" w:cs="Arial"/>
-          <w:b/>
-          <w:color w:val="1F3A5F"/>
-          <w:sz w:val="18"/>
-        </w:rPr>
-        <w:t>Addendum: Asked in Class</w:t>
-      </w:r>
       <w:r>
         <w:rPr>
           <w:rFonts w:ascii="Arial" w:hAnsi="Arial" w:cs="Arial"/>
@@ -950,8 +941,17 @@
           <w:color w:val="1F3A5F"/>
           <w:sz w:val="17"/>
         </w:rPr>
+        <w:t>Addendum: Asked in Class</w:t>
+      </w:r>
+      <w:r>
+        <w:rPr>
+          <w:rFonts w:ascii="Arial" w:hAnsi="Arial" w:cs="Arial"/>
+          <w:b/>
+          <w:color w:val="1F3A5F"/>
+          <w:sz w:val="16"/>
+        </w:rPr>
         <w:tab/>
-        <w:t>14</w:t>
+        <w:t>13</w:t>
       </w:r>
     </w:p>
     <w:p>
@@ -960,23 +960,23 @@
         <w:tabs>
           <w:tab w:pos="9000" w:val="right" w:leader="dot"/>
         </w:tabs>
-        <w:spacing w:before="0" w:after="10" w:line="240" w:lineRule="auto"/>
+        <w:spacing w:before="0" w:after="5" w:line="240" w:lineRule="auto"/>
         <w:ind w:left="288" w:firstLine="0"/>
       </w:pPr>
       <w:r>
         <w:rPr>
           <w:rFonts w:ascii="Times New Roman" w:hAnsi="Times New Roman" w:cs="Times New Roman"/>
-          <w:sz w:val="18"/>
+          <w:sz w:val="17"/>
         </w:rPr>
         <w:t>A.1 Apprehension in the home: on post or off post? (Slide 28)</w:t>
       </w:r>
       <w:r>
         <w:rPr>
           <w:rFonts w:ascii="Arial" w:hAnsi="Arial" w:cs="Arial"/>
-          <w:sz w:val="17"/>
+          <w:sz w:val="16"/>
         </w:rPr>
         <w:tab/>
-        <w:t>14</w:t>
+        <w:t>13</w:t>
       </w:r>
       <w:r>
         <w:fldChar w:fldCharType="end"/>
@@ -1115,6 +1115,7 @@
     </w:p>
     <w:p>
       <w:pPr>
+        <w:pStyle w:val="Heading1"/>
         <w:keepNext/>
         <w:pageBreakBefore/>
         <w:pBdr>
@@ -1150,6 +1151,7 @@
     </w:p>
     <w:p>
       <w:pPr>
+        <w:pStyle w:val="Heading2"/>
         <w:keepNext/>
         <w:pBdr>
           <w:bottom w:val="single" w:sz="4" w:space="2" w:color="C4C4C4"/>
@@ -1342,6 +1344,7 @@
     </w:p>
     <w:p>
       <w:pPr>
+        <w:pStyle w:val="Heading3"/>
         <w:keepNext/>
         <w:spacing w:before="160" w:after="80"/>
       </w:pPr>
@@ -1521,6 +1524,7 @@
     </w:p>
     <w:p>
       <w:pPr>
+        <w:pStyle w:val="Heading3"/>
         <w:keepNext/>
         <w:spacing w:before="160" w:after="80"/>
       </w:pPr>
@@ -1664,6 +1668,7 @@
     </w:p>
     <w:p>
       <w:pPr>
+        <w:pStyle w:val="Heading2"/>
         <w:keepNext/>
         <w:pBdr>
           <w:bottom w:val="single" w:sz="4" w:space="2" w:color="C4C4C4"/>
@@ -1827,6 +1832,7 @@
     </w:p>
     <w:p>
       <w:pPr>
+        <w:pStyle w:val="Heading2"/>
         <w:keepNext/>
         <w:pBdr>
           <w:bottom w:val="single" w:sz="4" w:space="2" w:color="C4C4C4"/>
@@ -2121,6 +2127,7 @@
     </w:p>
     <w:p>
       <w:pPr>
+        <w:pStyle w:val="Heading2"/>
         <w:keepNext/>
         <w:pBdr>
           <w:bottom w:val="single" w:sz="4" w:space="2" w:color="C4C4C4"/>
@@ -2307,6 +2314,7 @@
     </w:p>
     <w:p>
       <w:pPr>
+        <w:pStyle w:val="Heading2"/>
         <w:keepNext/>
         <w:pBdr>
           <w:bottom w:val="single" w:sz="4" w:space="2" w:color="C4C4C4"/>
@@ -2477,6 +2485,7 @@
     </w:p>
     <w:p>
       <w:pPr>
+        <w:pStyle w:val="Heading2"/>
         <w:keepNext/>
         <w:pBdr>
           <w:bottom w:val="single" w:sz="4" w:space="2" w:color="C4C4C4"/>
@@ -2852,6 +2861,7 @@
     </w:p>
     <w:p>
       <w:pPr>
+        <w:pStyle w:val="Heading2"/>
         <w:keepNext/>
         <w:pBdr>
           <w:bottom w:val="single" w:sz="4" w:space="2" w:color="C4C4C4"/>
@@ -3106,6 +3116,7 @@
     </w:p>
     <w:p>
       <w:pPr>
+        <w:pStyle w:val="Heading2"/>
         <w:keepNext/>
         <w:pBdr>
           <w:bottom w:val="single" w:sz="4" w:space="2" w:color="C4C4C4"/>
@@ -3903,6 +3914,7 @@
     </w:p>
     <w:p>
       <w:pPr>
+        <w:pStyle w:val="Heading2"/>
         <w:keepNext/>
         <w:pBdr>
           <w:bottom w:val="single" w:sz="4" w:space="2" w:color="C4C4C4"/>
@@ -4043,6 +4055,7 @@
     </w:p>
     <w:p>
       <w:pPr>
+        <w:pStyle w:val="Heading2"/>
         <w:keepNext/>
         <w:pBdr>
           <w:bottom w:val="single" w:sz="4" w:space="2" w:color="C4C4C4"/>
@@ -4226,6 +4239,7 @@
     </w:p>
     <w:p>
       <w:pPr>
+        <w:pStyle w:val="Heading2"/>
         <w:keepNext/>
         <w:pBdr>
           <w:bottom w:val="single" w:sz="4" w:space="2" w:color="C4C4C4"/>
@@ -4245,6 +4259,7 @@
     </w:p>
     <w:p>
       <w:pPr>
+        <w:pStyle w:val="Heading3"/>
         <w:keepNext/>
         <w:spacing w:before="160" w:after="80"/>
       </w:pPr>
@@ -4400,6 +4415,7 @@
     </w:p>
     <w:p>
       <w:pPr>
+        <w:pStyle w:val="Heading3"/>
         <w:keepNext/>
         <w:spacing w:before="160" w:after="80"/>
       </w:pPr>
@@ -4607,6 +4623,7 @@
     </w:p>
     <w:p>
       <w:pPr>
+        <w:pStyle w:val="Heading2"/>
         <w:keepNext/>
         <w:pBdr>
           <w:bottom w:val="single" w:sz="4" w:space="2" w:color="C4C4C4"/>
@@ -4790,6 +4807,7 @@
     </w:p>
     <w:p>
       <w:pPr>
+        <w:pStyle w:val="Heading2"/>
         <w:keepNext/>
         <w:pBdr>
           <w:bottom w:val="single" w:sz="4" w:space="2" w:color="C4C4C4"/>
@@ -5028,6 +5046,7 @@
     </w:p>
     <w:p>
       <w:pPr>
+        <w:pStyle w:val="Heading1"/>
         <w:keepNext/>
         <w:pageBreakBefore/>
         <w:pBdr>
@@ -5063,6 +5082,7 @@
     </w:p>
     <w:p>
       <w:pPr>
+        <w:pStyle w:val="Heading2"/>
         <w:keepNext/>
         <w:pBdr>
           <w:bottom w:val="single" w:sz="4" w:space="2" w:color="C4C4C4"/>
@@ -5363,6 +5383,7 @@
     </w:p>
     <w:p>
       <w:pPr>
+        <w:pStyle w:val="Heading2"/>
         <w:keepNext/>
         <w:pBdr>
           <w:bottom w:val="single" w:sz="4" w:space="2" w:color="C4C4C4"/>
@@ -5485,6 +5506,7 @@
     </w:p>
     <w:p>
       <w:pPr>
+        <w:pStyle w:val="Heading2"/>
         <w:keepNext/>
         <w:pBdr>
           <w:bottom w:val="single" w:sz="4" w:space="2" w:color="C4C4C4"/>
@@ -5755,6 +5777,7 @@
     </w:p>
     <w:p>
       <w:pPr>
+        <w:pStyle w:val="Heading2"/>
         <w:keepNext/>
         <w:pBdr>
           <w:bottom w:val="single" w:sz="4" w:space="2" w:color="C4C4C4"/>
@@ -5907,6 +5930,7 @@
     </w:p>
     <w:p>
       <w:pPr>
+        <w:pStyle w:val="Heading2"/>
         <w:keepNext/>
         <w:pBdr>
           <w:bottom w:val="single" w:sz="4" w:space="2" w:color="C4C4C4"/>
@@ -6160,6 +6184,7 @@
     </w:p>
     <w:p>
       <w:pPr>
+        <w:pStyle w:val="Heading2"/>
         <w:keepNext/>
         <w:pBdr>
           <w:bottom w:val="single" w:sz="4" w:space="2" w:color="C4C4C4"/>
@@ -6354,6 +6379,7 @@
     </w:p>
     <w:p>
       <w:pPr>
+        <w:pStyle w:val="Heading2"/>
         <w:keepNext/>
         <w:pBdr>
           <w:bottom w:val="single" w:sz="4" w:space="2" w:color="C4C4C4"/>
@@ -6539,6 +6565,7 @@
     </w:p>
     <w:p>
       <w:pPr>
+        <w:pStyle w:val="Heading2"/>
         <w:keepNext/>
         <w:pBdr>
           <w:bottom w:val="single" w:sz="4" w:space="2" w:color="C4C4C4"/>
@@ -6780,6 +6807,7 @@
     </w:p>
     <w:p>
       <w:pPr>
+        <w:pStyle w:val="Heading2"/>
         <w:keepNext/>
         <w:pBdr>
           <w:bottom w:val="single" w:sz="4" w:space="2" w:color="C4C4C4"/>
@@ -6894,6 +6922,7 @@
     </w:p>
     <w:p>
       <w:pPr>
+        <w:pStyle w:val="Heading2"/>
         <w:keepNext/>
         <w:pBdr>
           <w:bottom w:val="single" w:sz="4" w:space="2" w:color="C4C4C4"/>
@@ -6965,6 +6994,7 @@
     </w:p>
     <w:p>
       <w:pPr>
+        <w:pStyle w:val="Heading1"/>
         <w:keepNext/>
         <w:pageBreakBefore/>
         <w:pBdr>
@@ -7000,6 +7030,7 @@
     </w:p>
     <w:p>
       <w:pPr>
+        <w:pStyle w:val="Heading2"/>
         <w:keepNext/>
         <w:pBdr>
           <w:bottom w:val="single" w:sz="4" w:space="2" w:color="C4C4C4"/>
@@ -7127,6 +7158,7 @@
     </w:p>
     <w:p>
       <w:pPr>
+        <w:pStyle w:val="Heading2"/>
         <w:keepNext/>
         <w:pBdr>
           <w:bottom w:val="single" w:sz="4" w:space="2" w:color="C4C4C4"/>
@@ -7413,6 +7445,7 @@
     </w:p>
     <w:p>
       <w:pPr>
+        <w:pStyle w:val="Heading2"/>
         <w:keepNext/>
         <w:pBdr>
           <w:bottom w:val="single" w:sz="4" w:space="2" w:color="C4C4C4"/>
@@ -8214,6 +8247,7 @@
     </w:p>
     <w:p>
       <w:pPr>
+        <w:pStyle w:val="Heading2"/>
         <w:keepNext/>
         <w:pBdr>
           <w:bottom w:val="single" w:sz="4" w:space="2" w:color="C4C4C4"/>
@@ -8272,6 +8306,7 @@
     </w:p>
     <w:p>
       <w:pPr>
+        <w:pStyle w:val="Heading2"/>
         <w:keepNext/>
         <w:pBdr>
           <w:bottom w:val="single" w:sz="4" w:space="2" w:color="C4C4C4"/>
@@ -8318,6 +8353,7 @@
     </w:p>
     <w:p>
       <w:pPr>
+        <w:pStyle w:val="Heading1"/>
         <w:keepNext/>
         <w:pBdr>
           <w:bottom w:val="single" w:sz="16" w:space="2" w:color="1F3A5F"/>
@@ -9262,6 +9298,7 @@
     </w:p>
     <w:p>
       <w:pPr>
+        <w:pStyle w:val="Heading1"/>
         <w:keepNext/>
         <w:pBdr>
           <w:bottom w:val="single" w:sz="16" w:space="2" w:color="1F3A5F"/>
@@ -9619,6 +9656,7 @@
     </w:p>
     <w:p>
       <w:pPr>
+        <w:pStyle w:val="Heading1"/>
         <w:keepNext/>
         <w:pageBreakBefore/>
         <w:pBdr>
@@ -9665,6 +9703,7 @@
     </w:p>
     <w:p>
       <w:pPr>
+        <w:pStyle w:val="Heading2"/>
         <w:keepNext/>
         <w:pBdr>
           <w:bottom w:val="single" w:sz="4" w:space="2" w:color="C4C4C4"/>
